--- a/benchmark/outputs/gold/invoice_006_C.docx
+++ b/benchmark/outputs/gold/invoice_006_C.docx
@@ -17,12 +17,12 @@
         <w:autoSpaceDE w:val="0"/>
         <w:widowControl/>
         <w:spacing w:line="258" w:lineRule="exact" w:before="238" w:after="0"/>
-        <w:ind w:left="2016" w:right="2016" w:firstLine="0"/>
+        <w:ind w:firstLine="0"/>
         <w:jc w:val="center"/>
       </w:pPr>
       <w:r>
         <w:rPr>
-          <w:rFonts w:ascii="Helvetica" w:hAnsi="Helvetica" w:eastAsia="Helvetica"/>
+          <w:rFonts w:ascii="Arial" w:hAnsi="Arial" w:eastAsia="Helvetica"/>
           <w:b/>
           <w:i w:val="0"/>
           <w:color w:val="334C6B"/>
@@ -33,9 +33,22 @@
       <w:r>
         <w:br/>
       </w:r>
+    </w:p>
+    <w:p>
+      <w:pPr>
+        <w:autoSpaceDN w:val="0"/>
+        <w:autoSpaceDE w:val="0"/>
+        <w:widowControl/>
+        <w:spacing w:line="258" w:lineRule="exact" w:before="238" w:after="0"/>
+        <w:ind w:firstLine="0"/>
+        <w:jc w:val="center"/>
+        <w:pBdr>
+          <w:bottom w:val="single" w:sz="6" w:space="1" w:color="auto"/>
+        </w:pBdr>
+      </w:pPr>
       <w:r>
         <w:rPr>
-          <w:rFonts w:ascii="Helvetica" w:hAnsi="Helvetica" w:eastAsia="Helvetica"/>
+          <w:rFonts w:ascii="Arial" w:hAnsi="Arial" w:eastAsia="Helvetica"/>
           <w:b w:val="0"/>
           <w:i w:val="0"/>
           <w:color w:val="72727A"/>
@@ -55,7 +68,7 @@
       </w:pPr>
       <w:r>
         <w:rPr>
-          <w:rFonts w:ascii="Helvetica" w:hAnsi="Helvetica" w:eastAsia="Helvetica"/>
+          <w:rFonts w:ascii="Arial" w:hAnsi="Arial" w:eastAsia="Helvetica"/>
           <w:b/>
           <w:i w:val="0"/>
           <w:color w:val="1E1E23"/>
@@ -68,7 +81,7 @@
       </w:r>
       <w:r>
         <w:rPr>
-          <w:rFonts w:ascii="Helvetica" w:hAnsi="Helvetica" w:eastAsia="Helvetica"/>
+          <w:rFonts w:ascii="Arial" w:hAnsi="Arial" w:eastAsia="Helvetica"/>
           <w:b w:val="0"/>
           <w:i w:val="0"/>
           <w:color w:val="72727A"/>
@@ -88,7 +101,7 @@
       </w:pPr>
       <w:r>
         <w:rPr>
-          <w:rFonts w:ascii="Helvetica" w:hAnsi="Helvetica" w:eastAsia="Helvetica"/>
+          <w:rFonts w:ascii="Arial" w:hAnsi="Arial" w:eastAsia="Helvetica"/>
           <w:b w:val="0"/>
           <w:i w:val="0"/>
           <w:color w:val="1E1E23"/>
@@ -140,7 +153,7 @@
             </w:pPr>
             <w:r>
               <w:rPr>
-                <w:rFonts w:ascii="Helvetica" w:hAnsi="Helvetica" w:eastAsia="Helvetica"/>
+                <w:rFonts w:ascii="Arial" w:hAnsi="Arial" w:eastAsia="Helvetica"/>
                 <w:b/>
                 <w:i w:val="0"/>
                 <w:color w:val="1E1E23"/>
@@ -176,7 +189,7 @@
             </w:pPr>
             <w:r>
               <w:rPr>
-                <w:rFonts w:ascii="Helvetica" w:hAnsi="Helvetica" w:eastAsia="Helvetica"/>
+                <w:rFonts w:ascii="Arial" w:hAnsi="Arial" w:eastAsia="Helvetica"/>
                 <w:b/>
                 <w:i w:val="0"/>
                 <w:color w:val="1E1E23"/>
@@ -212,7 +225,7 @@
             </w:pPr>
             <w:r>
               <w:rPr>
-                <w:rFonts w:ascii="Helvetica" w:hAnsi="Helvetica" w:eastAsia="Helvetica"/>
+                <w:rFonts w:ascii="Arial" w:hAnsi="Arial" w:eastAsia="Helvetica"/>
                 <w:b/>
                 <w:i w:val="0"/>
                 <w:color w:val="1E1E23"/>
@@ -248,7 +261,7 @@
             </w:pPr>
             <w:r>
               <w:rPr>
-                <w:rFonts w:ascii="Helvetica" w:hAnsi="Helvetica" w:eastAsia="Helvetica"/>
+                <w:rFonts w:ascii="Arial" w:hAnsi="Arial" w:eastAsia="Helvetica"/>
                 <w:b/>
                 <w:i w:val="0"/>
                 <w:color w:val="1E1E23"/>
@@ -288,7 +301,7 @@
             </w:pPr>
             <w:r>
               <w:rPr>
-                <w:rFonts w:ascii="Helvetica" w:hAnsi="Helvetica" w:eastAsia="Helvetica"/>
+                <w:rFonts w:ascii="Arial" w:hAnsi="Arial" w:eastAsia="Helvetica"/>
                 <w:b w:val="0"/>
                 <w:i w:val="0"/>
                 <w:color w:val="1E1E23"/>
@@ -323,7 +336,7 @@
             </w:pPr>
             <w:r>
               <w:rPr>
-                <w:rFonts w:ascii="Helvetica" w:hAnsi="Helvetica" w:eastAsia="Helvetica"/>
+                <w:rFonts w:ascii="Arial" w:hAnsi="Arial" w:eastAsia="Helvetica"/>
                 <w:b w:val="0"/>
                 <w:i w:val="0"/>
                 <w:color w:val="1E1E23"/>
@@ -358,7 +371,7 @@
             </w:pPr>
             <w:r>
               <w:rPr>
-                <w:rFonts w:ascii="Helvetica" w:hAnsi="Helvetica" w:eastAsia="Helvetica"/>
+                <w:rFonts w:ascii="Arial" w:hAnsi="Arial" w:eastAsia="Helvetica"/>
                 <w:b w:val="0"/>
                 <w:i w:val="0"/>
                 <w:color w:val="1E1E23"/>
@@ -393,7 +406,7 @@
             </w:pPr>
             <w:r>
               <w:rPr>
-                <w:rFonts w:ascii="Helvetica" w:hAnsi="Helvetica" w:eastAsia="Helvetica"/>
+                <w:rFonts w:ascii="Arial" w:hAnsi="Arial" w:eastAsia="Helvetica"/>
                 <w:b w:val="0"/>
                 <w:i w:val="0"/>
                 <w:color w:val="1E1E23"/>
@@ -434,7 +447,7 @@
             </w:pPr>
             <w:r>
               <w:rPr>
-                <w:rFonts w:ascii="Helvetica" w:hAnsi="Helvetica" w:eastAsia="Helvetica"/>
+                <w:rFonts w:ascii="Arial" w:hAnsi="Arial" w:eastAsia="Helvetica"/>
                 <w:b w:val="0"/>
                 <w:i w:val="0"/>
                 <w:color w:val="1E1E23"/>
@@ -470,7 +483,7 @@
             </w:pPr>
             <w:r>
               <w:rPr>
-                <w:rFonts w:ascii="Helvetica" w:hAnsi="Helvetica" w:eastAsia="Helvetica"/>
+                <w:rFonts w:ascii="Arial" w:hAnsi="Arial" w:eastAsia="Helvetica"/>
                 <w:b w:val="0"/>
                 <w:i w:val="0"/>
                 <w:color w:val="1E1E23"/>
@@ -506,7 +519,7 @@
             </w:pPr>
             <w:r>
               <w:rPr>
-                <w:rFonts w:ascii="Helvetica" w:hAnsi="Helvetica" w:eastAsia="Helvetica"/>
+                <w:rFonts w:ascii="Arial" w:hAnsi="Arial" w:eastAsia="Helvetica"/>
                 <w:b w:val="0"/>
                 <w:i w:val="0"/>
                 <w:color w:val="1E1E23"/>
@@ -542,7 +555,7 @@
             </w:pPr>
             <w:r>
               <w:rPr>
-                <w:rFonts w:ascii="Helvetica" w:hAnsi="Helvetica" w:eastAsia="Helvetica"/>
+                <w:rFonts w:ascii="Arial" w:hAnsi="Arial" w:eastAsia="Helvetica"/>
                 <w:b w:val="0"/>
                 <w:i w:val="0"/>
                 <w:color w:val="1E1E23"/>
@@ -582,7 +595,7 @@
             </w:pPr>
             <w:r>
               <w:rPr>
-                <w:rFonts w:ascii="Helvetica" w:hAnsi="Helvetica" w:eastAsia="Helvetica"/>
+                <w:rFonts w:ascii="Arial" w:hAnsi="Arial" w:eastAsia="Helvetica"/>
                 <w:b w:val="0"/>
                 <w:i w:val="0"/>
                 <w:color w:val="1E1E23"/>
@@ -617,7 +630,7 @@
             </w:pPr>
             <w:r>
               <w:rPr>
-                <w:rFonts w:ascii="Helvetica" w:hAnsi="Helvetica" w:eastAsia="Helvetica"/>
+                <w:rFonts w:ascii="Arial" w:hAnsi="Arial" w:eastAsia="Helvetica"/>
                 <w:b w:val="0"/>
                 <w:i w:val="0"/>
                 <w:color w:val="1E1E23"/>
@@ -652,7 +665,7 @@
             </w:pPr>
             <w:r>
               <w:rPr>
-                <w:rFonts w:ascii="Helvetica" w:hAnsi="Helvetica" w:eastAsia="Helvetica"/>
+                <w:rFonts w:ascii="Arial" w:hAnsi="Arial" w:eastAsia="Helvetica"/>
                 <w:b w:val="0"/>
                 <w:i w:val="0"/>
                 <w:color w:val="1E1E23"/>
@@ -687,7 +700,7 @@
             </w:pPr>
             <w:r>
               <w:rPr>
-                <w:rFonts w:ascii="Helvetica" w:hAnsi="Helvetica" w:eastAsia="Helvetica"/>
+                <w:rFonts w:ascii="Arial" w:hAnsi="Arial" w:eastAsia="Helvetica"/>
                 <w:b w:val="0"/>
                 <w:i w:val="0"/>
                 <w:color w:val="1E1E23"/>
@@ -728,7 +741,7 @@
             </w:pPr>
             <w:r>
               <w:rPr>
-                <w:rFonts w:ascii="Helvetica" w:hAnsi="Helvetica" w:eastAsia="Helvetica"/>
+                <w:rFonts w:ascii="Arial" w:hAnsi="Arial" w:eastAsia="Helvetica"/>
                 <w:b w:val="0"/>
                 <w:i w:val="0"/>
                 <w:color w:val="1E1E23"/>
@@ -764,7 +777,7 @@
             </w:pPr>
             <w:r>
               <w:rPr>
-                <w:rFonts w:ascii="Helvetica" w:hAnsi="Helvetica" w:eastAsia="Helvetica"/>
+                <w:rFonts w:ascii="Arial" w:hAnsi="Arial" w:eastAsia="Helvetica"/>
                 <w:b w:val="0"/>
                 <w:i w:val="0"/>
                 <w:color w:val="1E1E23"/>
@@ -800,7 +813,7 @@
             </w:pPr>
             <w:r>
               <w:rPr>
-                <w:rFonts w:ascii="Helvetica" w:hAnsi="Helvetica" w:eastAsia="Helvetica"/>
+                <w:rFonts w:ascii="Arial" w:hAnsi="Arial" w:eastAsia="Helvetica"/>
                 <w:b w:val="0"/>
                 <w:i w:val="0"/>
                 <w:color w:val="1E1E23"/>
@@ -836,7 +849,7 @@
             </w:pPr>
             <w:r>
               <w:rPr>
-                <w:rFonts w:ascii="Helvetica" w:hAnsi="Helvetica" w:eastAsia="Helvetica"/>
+                <w:rFonts w:ascii="Arial" w:hAnsi="Arial" w:eastAsia="Helvetica"/>
                 <w:b w:val="0"/>
                 <w:i w:val="0"/>
                 <w:color w:val="1E1E23"/>
@@ -876,7 +889,7 @@
             </w:pPr>
             <w:r>
               <w:rPr>
-                <w:rFonts w:ascii="Helvetica" w:hAnsi="Helvetica" w:eastAsia="Helvetica"/>
+                <w:rFonts w:ascii="Arial" w:hAnsi="Arial" w:eastAsia="Helvetica"/>
                 <w:b w:val="0"/>
                 <w:i w:val="0"/>
                 <w:color w:val="1E1E23"/>
@@ -911,7 +924,7 @@
             </w:pPr>
             <w:r>
               <w:rPr>
-                <w:rFonts w:ascii="Helvetica" w:hAnsi="Helvetica" w:eastAsia="Helvetica"/>
+                <w:rFonts w:ascii="Arial" w:hAnsi="Arial" w:eastAsia="Helvetica"/>
                 <w:b w:val="0"/>
                 <w:i w:val="0"/>
                 <w:color w:val="1E1E23"/>
@@ -946,7 +959,7 @@
             </w:pPr>
             <w:r>
               <w:rPr>
-                <w:rFonts w:ascii="Helvetica" w:hAnsi="Helvetica" w:eastAsia="Helvetica"/>
+                <w:rFonts w:ascii="Arial" w:hAnsi="Arial" w:eastAsia="Helvetica"/>
                 <w:b w:val="0"/>
                 <w:i w:val="0"/>
                 <w:color w:val="1E1E23"/>
@@ -981,7 +994,7 @@
             </w:pPr>
             <w:r>
               <w:rPr>
-                <w:rFonts w:ascii="Helvetica" w:hAnsi="Helvetica" w:eastAsia="Helvetica"/>
+                <w:rFonts w:ascii="Arial" w:hAnsi="Arial" w:eastAsia="Helvetica"/>
                 <w:b w:val="0"/>
                 <w:i w:val="0"/>
                 <w:color w:val="1E1E23"/>
@@ -1039,7 +1052,7 @@
             </w:pPr>
             <w:r>
               <w:rPr>
-                <w:rFonts w:ascii="Helvetica" w:hAnsi="Helvetica" w:eastAsia="Helvetica"/>
+                <w:rFonts w:ascii="Arial" w:hAnsi="Arial" w:eastAsia="Helvetica"/>
                 <w:b w:val="0"/>
                 <w:i w:val="0"/>
                 <w:color w:val="1E1E23"/>
@@ -1052,7 +1065,7 @@
             </w:r>
             <w:r>
               <w:rPr>
-                <w:rFonts w:ascii="Helvetica" w:hAnsi="Helvetica" w:eastAsia="Helvetica"/>
+                <w:rFonts w:ascii="Arial" w:hAnsi="Arial" w:eastAsia="Helvetica"/>
                 <w:b w:val="0"/>
                 <w:i w:val="0"/>
                 <w:color w:val="1E1E23"/>
@@ -1065,7 +1078,7 @@
             </w:r>
             <w:r>
               <w:rPr>
-                <w:rFonts w:ascii="Helvetica" w:hAnsi="Helvetica" w:eastAsia="Helvetica"/>
+                <w:rFonts w:ascii="Arial" w:hAnsi="Arial" w:eastAsia="Helvetica"/>
                 <w:b/>
                 <w:i w:val="0"/>
                 <w:color w:val="1E1E23"/>
@@ -1097,7 +1110,7 @@
             </w:pPr>
             <w:r>
               <w:rPr>
-                <w:rFonts w:ascii="Helvetica" w:hAnsi="Helvetica" w:eastAsia="Helvetica"/>
+                <w:rFonts w:ascii="Arial" w:hAnsi="Arial" w:eastAsia="Helvetica"/>
                 <w:b w:val="0"/>
                 <w:i w:val="0"/>
                 <w:color w:val="1E1E23"/>
@@ -1110,7 +1123,7 @@
             </w:r>
             <w:r>
               <w:rPr>
-                <w:rFonts w:ascii="Helvetica" w:hAnsi="Helvetica" w:eastAsia="Helvetica"/>
+                <w:rFonts w:ascii="Arial" w:hAnsi="Arial" w:eastAsia="Helvetica"/>
                 <w:b w:val="0"/>
                 <w:i w:val="0"/>
                 <w:color w:val="1E1E23"/>
@@ -1123,7 +1136,7 @@
             </w:r>
             <w:r>
               <w:rPr>
-                <w:rFonts w:ascii="Helvetica" w:hAnsi="Helvetica" w:eastAsia="Helvetica"/>
+                <w:rFonts w:ascii="Arial" w:hAnsi="Arial" w:eastAsia="Helvetica"/>
                 <w:b/>
                 <w:i w:val="0"/>
                 <w:color w:val="1E1E23"/>
@@ -1146,7 +1159,7 @@
       </w:pPr>
       <w:r>
         <w:rPr>
-          <w:rFonts w:ascii="Helvetica" w:hAnsi="Helvetica" w:eastAsia="Helvetica"/>
+          <w:rFonts w:ascii="Arial" w:hAnsi="Arial" w:eastAsia="Helvetica"/>
           <w:b/>
           <w:i w:val="0"/>
           <w:color w:val="72727A"/>
@@ -1159,7 +1172,7 @@
       </w:r>
       <w:r>
         <w:rPr>
-          <w:rFonts w:ascii="Helvetica" w:hAnsi="Helvetica" w:eastAsia="Helvetica"/>
+          <w:rFonts w:ascii="Arial" w:hAnsi="Arial" w:eastAsia="Helvetica"/>
           <w:b w:val="0"/>
           <w:i w:val="0"/>
           <w:color w:val="72727A"/>
@@ -1169,7 +1182,7 @@
       </w:r>
       <w:r>
         <w:rPr>
-          <w:rFonts w:ascii="Helvetica" w:hAnsi="Helvetica" w:eastAsia="Helvetica"/>
+          <w:rFonts w:ascii="Arial" w:hAnsi="Arial" w:eastAsia="Helvetica"/>
           <w:b w:val="0"/>
           <w:i w:val="0"/>
           <w:color w:val="72727A"/>
